--- a/courts/tenth-circuit/oklahoma/federal/district/motion-brief/docx/reference.docx
+++ b/courts/tenth-circuit/oklahoma/federal/district/motion-brief/docx/reference.docx
@@ -223,7 +223,7 @@
   <w:docDefaults>
     <w:rPrDefault>
       <w:rPr>
-        <w:rFonts w:ascii="EB Garamond" w:hAnsi="EB Garamond" w:eastAsia="EB Garamond" w:cs="EB Garamond"/>
+        <w:rFonts w:ascii="Times New Roman" w:hAnsi="Times New Roman" w:eastAsia="Times New Roman" w:cs="Times New Roman"/>
         <w:color w:val="000000"/>
         <w:sz w:val="26"/>
         <w:szCs w:val="26"/>
@@ -237,7 +237,7 @@
     </w:pPrDefault>
   </w:docDefaults>
   <w:latentStyles w:defLockedState="0" w:defUIPriority="99" w:defSemiHidden="0" w:defUnhideWhenUsed="0" w:defQFormat="0" w:count="276"/>
-  <!-- Normal: the double-spaced pitch of the filed exemplar (27.5 pt = 550 twips), 13 pt EB Garamond (LCvR7.1(d)). -->
+  <!-- Normal: the double-spaced pitch of the filed exemplar (27.5 pt = 550 twips), 13 pt Times New Roman (LCvR7.1(d)). -->
   <w:style w:type="paragraph" w:default="1" w:styleId="Normal">
     <w:name w:val="Normal"/>
     <w:qFormat/>
@@ -247,7 +247,7 @@
       <w:jc w:val="left"/>
     </w:pPr>
     <w:rPr>
-      <w:rFonts w:ascii="EB Garamond" w:hAnsi="EB Garamond" w:cs="EB Garamond"/>
+      <w:rFonts w:ascii="Times New Roman" w:hAnsi="Times New Roman" w:cs="Times New Roman"/>
       <w:sz w:val="26"/>
       <w:szCs w:val="26"/>
     </w:rPr>
@@ -496,7 +496,7 @@
     <w:name w:val="Verbatim Char"/>
     <w:basedOn w:val="DefaultParagraphFont"/>
     <w:rPr>
-      <w:rFonts w:ascii="EB Garamond" w:hAnsi="EB Garamond"/>
+      <w:rFonts w:ascii="Times New Roman" w:hAnsi="Times New Roman"/>
     </w:rPr>
   </w:style>
   <w:style w:type="table" w:styleId="Table">

--- a/courts/tenth-circuit/oklahoma/federal/district/motion-brief/docx/reference.docx
+++ b/courts/tenth-circuit/oklahoma/federal/district/motion-brief/docx/reference.docx
@@ -5,7 +5,6 @@
     <w:sectPr>
       <w:footerReference w:type="default" r:id="rIdFtr1"/>
       <w:footnotePr>
-        <w:numRestart w:val="eachSect"/>
       </w:footnotePr>
       <w:pgSz w:w="12240" w:h="15840"/>
       <w:pgMar w:top="1440" w:right="1440" w:bottom="1440" w:left="1440" w:header="720" w:footer="720" w:gutter="0"/>
